--- a/web/downloads/Qalam-defense-v3.docx
+++ b/web/downloads/Qalam-defense-v3.docx
@@ -27,7 +27,7 @@
     </w:p>
     <w:p>
       <w:r>
-        <w:t>6 бөлім. Қорғау сөзі сайттағы бір беттік презентацияның бөлімдерімен сәйкес келеді. Мәтінді 7 минуттан аспайтын қорғауға қолдануға болады.</w:t>
+        <w:t>6 қысқа бөлім. Мәтін презентациямен бірдей ретпен жазылған.</w:t>
       </w:r>
     </w:p>
     <w:p>
@@ -40,7 +40,7 @@
     </w:p>
     <w:p>
       <w:r>
-        <w:t>Қайырлы күн, құрметті қазылар алқасы! Біз — Қаныш Сәтпаев атындағы Жәнтікей орта мектебінің 7-сынып оқушылары Амантай Елжан және Мұхаметкәрім Айбын. Жобамыздың тақырыбы — «Онлайн кітапхана: кітапхана жұмысын цифрландыру». Ғылыми жетекшіміз — Мұхаметкәрім Қаныш Саятұлы. Біз мектеп кітапханасына арналған Qalam веб-жүйесін жасадық.</w:t>
+        <w:t>Қайырлы күн, құрметті қазылар! Біз — Қаныш Сәтпаев атындағы Жәнтікей орта мектебінің 7-сынып оқушылары Амантай Елжан және Мұхаметкәрім Айбын. Жетекшіміз — Мұхаметкәрім Қаныш Саятұлы. Жобамыз — Qalam онлайн кітапханасы.</w:t>
       </w:r>
     </w:p>
     <w:p>
@@ -48,12 +48,12 @@
         <w:pStyle w:val="Heading2"/>
       </w:pPr>
       <w:r>
-        <w:t>2-бөлім. Жобаның мақсаты · Елжан</w:t>
+        <w:t>2-бөлім. Мақсатымыз · Елжан</w:t>
       </w:r>
     </w:p>
     <w:p>
       <w:r>
-        <w:t>Мақсатымыз — кітап іздеу, онлайн брондау және кітап беру есебін бір жүйеге біріктіру. Оқушы кітапты атауы, авторы немесе жанры бойынша табады. Кітапханашы қорды басқарып, әр оқушының алған және қайтарған кітаптарын бақылайды.</w:t>
+        <w:t>Мақсатымыз — кітапты оңай табу, брондау және кітап қорын есепке алу.</w:t>
       </w:r>
     </w:p>
     <w:p>
@@ -66,7 +66,7 @@
     </w:p>
     <w:p>
       <w:r>
-        <w:t>Зерттеу сұрағымыз: цифрлық кітапхана кітап таңдауға және оқуға қызығушылыққа қалай әсер етеді? Бағалау үшін қағаз каталог пен сайттағы бірдей тапсырмаларды салыстырамыз. Іздеу уақытын, дұрыс табылған жауаптарды және сайтты қолданғанға дейінгі, кейінгі сауалнама жауаптарын тіркейміз.</w:t>
+        <w:t>Қағаз тізім мен сайттан кітап іздеуді салыстырамыз. Уақытын өлшейміз. Оқушылардан сауалнама аламыз.</w:t>
       </w:r>
     </w:p>
     <w:p>
@@ -74,12 +74,12 @@
         <w:pStyle w:val="Heading2"/>
       </w:pPr>
       <w:r>
-        <w:t>4-бөлім. Qalam мүмкіндіктері · Елжан</w:t>
+        <w:t>4-бөлім. Сайт мүмкіндіктері · Елжан</w:t>
       </w:r>
     </w:p>
     <w:p>
       <w:r>
-        <w:t>Сайтта оқушы кабинеті, кітапханашының басқару панелі және кітап қорының дерекқоры бар. Пікірлер мен бағалар барлық оқырманға көрінеді. Кітапханашы пікірді жасырып, қайта қоса алады. Жүйе кітап тарихын, оқушы және сынып рейтингін көрсетеді.</w:t>
+        <w:t>Оқушы кітап іздейді, брондайды және пікір жазады. Кітапханашы қорды басқарады, кітаптың берілуі мен қайтарылуын тіркейді. Сайтта кітап тарихы мен рейтинг бар.</w:t>
       </w:r>
     </w:p>
     <w:p>
@@ -87,12 +87,12 @@
         <w:pStyle w:val="Heading2"/>
       </w:pPr>
       <w:r>
-        <w:t>5-бөлім. Жобаның ғылыми құндылығы · Елжан</w:t>
+        <w:t>5-бөлім. Жобаның пайдасы · Елжан</w:t>
       </w:r>
     </w:p>
     <w:p>
       <w:r>
-        <w:t>Жобаның ғылыми құндылығы — цифрлық жүйені нақты өлшемдер арқылы бағалау. Іздеу уақыты, жауаптың дұрыстығы, оқырман белсенділігі және сауалнама кітапхана жұмысын талдауға мүмкіндік береді. Осы деректер негізінде жүйені жетілдіреміз.</w:t>
+        <w:t>Кітапты табуға кеткен уақыт пен оқушылардың пікірін бағалаймыз. Сол арқылы сайтты жақсартамыз.</w:t>
       </w:r>
     </w:p>
     <w:p>
@@ -100,12 +100,12 @@
         <w:pStyle w:val="Heading2"/>
       </w:pPr>
       <w:r>
-        <w:t>6-бөлім. Qalam — мектептің цифрлық кітапханасы · Айбын · соңында екеуі бірге</w:t>
+        <w:t>6-бөлім. Қорытынды · Айбын · соңында екеуі бірге</w:t>
       </w:r>
     </w:p>
     <w:p>
       <w:r>
-        <w:t>Qalam кітап қорын, оқырманды және кітапханашыны ортақ платформаға біріктіреді. Жүйеде каталог, брондау, қорды басқару, оқырман статистикасы және кітап ұсыну мүмкіндіктері іске асырылды. Жобамыз мектеп кітапханасының жұмысын цифрландыруға бағытталған. Назарларыңызға рақмет!</w:t>
+        <w:t>Qalam кітап іздеуді, брондауды және қор есебін біріктіреді. Назарларыңызға рақмет!</w:t>
       </w:r>
     </w:p>
     <w:p>
@@ -118,7 +118,7 @@
     </w:p>
     <w:p>
       <w:r>
-        <w:t>Сайттың «Презентация» бөлімін ашыңыздар. Барлық бөлім бір бетте көрсетіледі. Айбын мен Елжан мәтінді бөлімдердің ретімен кезектесіп айтады. Қорғауға дейін мәтінді дауыстап оқып, ұзақтығын өлшеңіздер.</w:t>
+        <w:t>Презентацияны ашып, бөлімдердің ретімен кезектесіп сөйлеңіздер. Алдын ала дауыстап оқып көріңіздер.</w:t>
       </w:r>
     </w:p>
     <w:sectPr>

--- a/web/downloads/Qalam-defense-v3.docx
+++ b/web/downloads/Qalam-defense-v3.docx
@@ -53,7 +53,7 @@
     </w:p>
     <w:p>
       <w:r>
-        <w:t>Мақсатымыз — кітапты оңай табу, брондау және кітап қорын есепке алу.</w:t>
+        <w:t>Мақсатымыз — кітап табуды және алдын ала таңдауды жеңілдету.</w:t>
       </w:r>
     </w:p>
     <w:p>
@@ -61,12 +61,12 @@
         <w:pStyle w:val="Heading2"/>
       </w:pPr>
       <w:r>
-        <w:t>3-бөлім. Зерттеу әдісі · Айбын</w:t>
+        <w:t>3-бөлім. Қалай тексереміз? · Айбын</w:t>
       </w:r>
     </w:p>
     <w:p>
       <w:r>
-        <w:t>Қағаз тізім мен сайттан кітап іздеуді салыстырамыз. Уақытын өлшейміз. Оқушылардан сауалнама аламыз.</w:t>
+        <w:t>Кітапты қағаздан және сайттан іздеп, кеткен уақытты салыстырамыз.</w:t>
       </w:r>
     </w:p>
     <w:p>
@@ -79,7 +79,20 @@
     </w:p>
     <w:p>
       <w:r>
-        <w:t>Оқушы кітап іздейді, брондайды және пікір жазады. Кітапханашы қорды басқарады, кітаптың берілуі мен қайтарылуын тіркейді. Сайтта кітап тарихы мен рейтинг бар.</w:t>
+        <w:t>Оқушы кітап таңдайды. Кітапханашы кім кітап алғанын, қайтарғанын көреді.</w:t>
+      </w:r>
+    </w:p>
+    <w:p>
+      <w:pPr>
+        <w:pStyle w:val="Heading1"/>
+      </w:pPr>
+      <w:r>
+        <w:t>АЙБЫН ДА, ЕЛЖАН ДА: САЙТТЫҢ ФУНКЦИЯЛАРЫН ӨЗ СӨЗІМЕН ТҮСІНДІРУ</w:t>
+      </w:r>
+    </w:p>
+    <w:p>
+      <w:r>
+        <w:t>Бұл — екеуіне арналған нұсқау. Осы жерде сайттың не істейтінін өз сөздеріңмен түсіндіріңдер. Содан кейін 5-бөлімге өтіңдер.</w:t>
       </w:r>
     </w:p>
     <w:p>
@@ -92,7 +105,7 @@
     </w:p>
     <w:p>
       <w:r>
-        <w:t>Кітапты табуға кеткен уақыт пен оқушылардың пікірін бағалаймыз. Сол арқылы сайтты жақсартамыз.</w:t>
+        <w:t>Оқушылардың пікірін сұрап, сайтты жақсартамыз.</w:t>
       </w:r>
     </w:p>
     <w:p>
@@ -105,7 +118,7 @@
     </w:p>
     <w:p>
       <w:r>
-        <w:t>Qalam кітап іздеуді, брондауды және қор есебін біріктіреді. Назарларыңызға рақмет!</w:t>
+        <w:t>Qalam — мектептің онлайн кітапханасы. Назарларыңызға рақмет!</w:t>
       </w:r>
     </w:p>
     <w:p>

--- a/web/downloads/Qalam-defense-v3.docx
+++ b/web/downloads/Qalam-defense-v3.docx
@@ -40,7 +40,7 @@
     </w:p>
     <w:p>
       <w:r>
-        <w:t>Қайырлы күн, құрметті қазылар! Біз — Қаныш Сәтпаев атындағы Жәнтікей орта мектебінің 7-сынып оқушылары Амантай Елжан және Мұхаметкәрім Айбын. Жетекшіміз — Мұхаметкәрім Қаныш Саятұлы. Жобамыз — Qalam онлайн кітапханасы.</w:t>
+        <w:t>Қайырлы күн! Біз — Қаныш Сәтпаев атындағы Жәнтікей орта мектебінің 7-сынып оқушылары Амантай Елжан және Мұхаметкәрім Айбын. Жобамыздың тақырыбы — «Онлайн кітапхана: кітапхана жұмысын цифрландыру». Жетекшіміз — Мұхаметкәрім Қаныш Саятұлы. Біз мектеп кітапханасына Qalam сайтын жасадық.</w:t>
       </w:r>
     </w:p>
     <w:p>
@@ -53,7 +53,7 @@
     </w:p>
     <w:p>
       <w:r>
-        <w:t>Мақсатымыз — кітап табуды және алдын ала таңдауды жеңілдету.</w:t>
+        <w:t>Мақсатымыз — кітап табуды, алдын ала таңдауды және кітап санын есептеуді жеңілдету. Оқушы кітапты аты немесе авторы бойынша іздейді. Кітапханашы кім кітап алғанын және қайтарғанын көреді.</w:t>
       </w:r>
     </w:p>
     <w:p>
@@ -66,7 +66,7 @@
     </w:p>
     <w:p>
       <w:r>
-        <w:t>Кітапты қағаздан және сайттан іздеп, кеткен уақытты салыстырамыз.</w:t>
+        <w:t>Сайт кітап таңдауды жеңілдете ме? Оны білу үшін кітапты қағаз тізімнен және сайттан іздейміз. Кеткен уақытты салыстырамыз. Оқушылардан сайтты қолданғанға дейін және кейін пікір сұраймыз.</w:t>
       </w:r>
     </w:p>
     <w:p>
@@ -79,7 +79,7 @@
     </w:p>
     <w:p>
       <w:r>
-        <w:t>Оқушы кітап таңдайды. Кітапханашы кім кітап алғанын, қайтарғанын көреді.</w:t>
+        <w:t>Әр оқушының жеке аккаунты бар. Кітапханашы кітап қосып, дана санын өзгертеді. Оқушылар баға беріп, пікір жазады. Оларды бәрі көреді. Кітапханашы пікірді жасырып, қайта көрсете алады. Сайтта кім қандай кітап алғаны және кім көп оқығаны көрсетіледі.</w:t>
       </w:r>
     </w:p>
     <w:p>
@@ -105,7 +105,7 @@
     </w:p>
     <w:p>
       <w:r>
-        <w:t>Оқушылардың пікірін сұрап, сайтты жақсартамыз.</w:t>
+        <w:t>Кітапты табуға кеткен уақыт пен оқушылардың пікірін қараймыз. Осы арқылы сайттың қаншалықты пайдалы екенін білеміз. Оқушылардың ұсынысына қарай сайтты жақсартамыз.</w:t>
       </w:r>
     </w:p>
     <w:p>
@@ -118,7 +118,7 @@
     </w:p>
     <w:p>
       <w:r>
-        <w:t>Qalam — мектептің онлайн кітапханасы. Назарларыңызға рақмет!</w:t>
+        <w:t>Qalam оқушыға кітап таңдауға, ал кітапханашыға кітаптарды есепке алуға көмектеседі. Сайттан кітап іздеуге, алдын ала таңдауға және оқу нәтижесін көруге болады. Назарларыңызға рақмет!</w:t>
       </w:r>
     </w:p>
     <w:p>
